--- a/TestWord_1/F_ТИПОВИЙ ДОГОВІР ТЦ  ГО УААСП.docx
+++ b/TestWord_1/F_ТИПОВИЙ ДОГОВІР ТЦ  ГО УААСП.docx
@@ -96,7 +96,6 @@
       <w:sdt>
         <w:sdtPr>
           <w:rPr>
-            <w:b w:val="0"/>
             <w:sz w:val="20"/>
             <w:szCs w:val="20"/>
             <w:lang w:val="uk-UA"/>
@@ -111,6 +110,7 @@
           <w15:appearance w15:val="tags"/>
           <w:text/>
         </w:sdtPr>
+        <w:sdtEndPr/>
         <w:sdtContent>
           <w:r>
             <w:rPr>
@@ -167,8 +167,8 @@
             <w:szCs w:val="20"/>
             <w:lang w:val="uk-UA"/>
           </w:rPr>
-          <w:alias w:val="docDateC"/>
-          <w:tag w:val="docDateC"/>
+          <w:alias w:val="docDate"/>
+          <w:tag w:val="docDate"/>
           <w:id w:val="-1392730580"/>
           <w:placeholder>
             <w:docPart w:val="E8E930A28CF94D608AFE3DA84CA3D4B7"/>
@@ -177,11 +177,11 @@
           <w15:appearance w15:val="tags"/>
           <w:text/>
         </w:sdtPr>
+        <w:sdtEndPr/>
         <w:sdtContent>
           <w:r>
             <w:rPr>
               <w:rStyle w:val="af3"/>
-              <w:lang w:val="uk-UA"/>
             </w:rPr>
             <w:t>Место для ввода текста.</w:t>
           </w:r>
@@ -367,6 +367,9 @@
       <w:bookmarkStart w:id="2" w:name="_Hlk3208023"/>
       <w:sdt>
         <w:sdtPr>
+          <w:rPr>
+            <w:b/>
+          </w:rPr>
           <w:alias w:val="fop"/>
           <w:tag w:val="fop"/>
           <w:id w:val="399024136"/>
@@ -377,6 +380,7 @@
           <w15:appearance w15:val="tags"/>
           <w:text/>
         </w:sdtPr>
+        <w:sdtEndPr/>
         <w:sdtContent>
           <w:r>
             <w:rPr>
@@ -404,6 +408,7 @@
           <w15:appearance w15:val="tags"/>
           <w:text/>
         </w:sdtPr>
+        <w:sdtEndPr/>
         <w:sdtContent>
           <w:r>
             <w:rPr>
@@ -421,6 +426,13 @@
           <w:b/>
         </w:rPr>
         <w:t>(далі – Користувач)</w:t>
+      </w:r>
+      <w:r>
+        <w:rPr>
+          <w:b/>
+          <w:lang w:val="ru-RU"/>
+        </w:rPr>
+        <w:t>,</w:t>
       </w:r>
       <w:r>
         <w:t xml:space="preserve"> </w:t>
@@ -437,6 +449,7 @@
           <w15:appearance w15:val="tags"/>
           <w:text/>
         </w:sdtPr>
+        <w:sdtEndPr/>
         <w:sdtContent>
           <w:r>
             <w:rPr>
@@ -446,6 +459,12 @@
           </w:r>
         </w:sdtContent>
       </w:sdt>
+      <w:r>
+        <w:rPr>
+          <w:lang w:val="ru-RU"/>
+        </w:rPr>
+        <w:t xml:space="preserve"> </w:t>
+      </w:r>
       <w:sdt>
         <w:sdtPr>
           <w:rPr>
@@ -461,6 +480,7 @@
           <w15:appearance w15:val="tags"/>
           <w:text/>
         </w:sdtPr>
+        <w:sdtEndPr/>
         <w:sdtContent>
           <w:r>
             <w:rPr>
@@ -472,7 +492,10 @@
         </w:sdtContent>
       </w:sdt>
       <w:r>
-        <w:t xml:space="preserve">, </w:t>
+        <w:rPr>
+          <w:lang w:val="ru-RU"/>
+        </w:rPr>
+        <w:t xml:space="preserve"> </w:t>
       </w:r>
       <w:sdt>
         <w:sdtPr>
@@ -486,6 +509,7 @@
           <w15:appearance w15:val="tags"/>
           <w:text/>
         </w:sdtPr>
+        <w:sdtEndPr/>
         <w:sdtContent>
           <w:r>
             <w:rPr>
@@ -510,12 +534,12 @@
           <w15:appearance w15:val="tags"/>
           <w:text/>
         </w:sdtPr>
+        <w:sdtEndPr/>
         <w:sdtContent>
           <w:r>
             <w:rPr>
               <w:rStyle w:val="af3"/>
               <w:rFonts w:eastAsia="Calibri"/>
-              <w:b/>
             </w:rPr>
             <w:t>Место для ввода текста.</w:t>
           </w:r>
@@ -523,7 +547,13 @@
       </w:sdt>
       <w:bookmarkEnd w:id="2"/>
       <w:r>
-        <w:t>, з іншої сторони, що при подальшому згадуванні разом іменуються – Сторони, уклали даний Ліцензійний договір (далі – Договір) про наступне:</w:t>
+        <w:rPr>
+          <w:lang w:val="ru-RU"/>
+        </w:rPr>
+        <w:t xml:space="preserve">  </w:t>
+      </w:r>
+      <w:r>
+        <w:t>з іншої сторони, що при подальшому згадуванні разом іменуються – Сторони, уклали даний Ліцензійний договір (далі – Договір) про наступне:</w:t>
       </w:r>
     </w:p>
     <w:p>
@@ -1010,17 +1040,28 @@
         <w:t xml:space="preserve"> на території:  </w:t>
       </w:r>
     </w:p>
+    <w:p>
+      <w:pPr>
+        <w:pStyle w:val="a3"/>
+        <w:ind w:right="-141" w:firstLine="360"/>
+        <w:rPr>
+          <w:sz w:val="20"/>
+          <w:szCs w:val="20"/>
+        </w:rPr>
+      </w:pPr>
+    </w:p>
     <w:sdt>
       <w:sdtPr>
         <w:rPr>
           <w:sz w:val="20"/>
           <w:szCs w:val="20"/>
-        </w:rPr>
-        <w:alias w:val="TablePLsm"/>
-        <w:tag w:val="TablePLsm"/>
-        <w:id w:val="1808582054"/>
+          <w:lang w:val="uk-UA"/>
+        </w:rPr>
+        <w:alias w:val="TablePL4"/>
+        <w:tag w:val="TablePL4"/>
+        <w:id w:val="-1934971085"/>
         <w:placeholder>
-          <w:docPart w:val="6D8BEA9407774F7BA26883ACB1569126"/>
+          <w:docPart w:val="6F3E9120729C4F0EB5CEB7E6470C2EEA"/>
         </w:placeholder>
         <w15:appearance w15:val="tags"/>
         <w:docPartList>
@@ -1030,18 +1071,19 @@
       <w:sdtContent>
         <w:p>
           <w:pPr>
-            <w:pStyle w:val="a3"/>
             <w:ind w:right="-141" w:firstLine="360"/>
+            <w:jc w:val="both"/>
             <w:rPr>
               <w:sz w:val="20"/>
               <w:szCs w:val="20"/>
+              <w:lang w:val="uk-UA"/>
             </w:rPr>
           </w:pPr>
         </w:p>
         <w:tbl>
           <w:tblPr>
-            <w:tblW w:w="10627" w:type="dxa"/>
-            <w:jc w:val="center"/>
+            <w:tblW w:w="10724" w:type="dxa"/>
+            <w:tblInd w:w="108" w:type="dxa"/>
             <w:tblBorders>
               <w:top w:val="single" w:sz="4" w:space="0" w:color="auto"/>
               <w:left w:val="single" w:sz="4" w:space="0" w:color="auto"/>
@@ -1050,40 +1092,46 @@
               <w:insideH w:val="single" w:sz="4" w:space="0" w:color="auto"/>
               <w:insideV w:val="single" w:sz="4" w:space="0" w:color="auto"/>
             </w:tblBorders>
+            <w:tblLayout w:type="fixed"/>
+            <w:tblCellMar>
+              <w:left w:w="28" w:type="dxa"/>
+              <w:right w:w="28" w:type="dxa"/>
+            </w:tblCellMar>
             <w:tblLook w:val="01E0" w:firstRow="1" w:lastRow="1" w:firstColumn="1" w:lastColumn="1" w:noHBand="0" w:noVBand="0"/>
           </w:tblPr>
           <w:tblGrid>
-            <w:gridCol w:w="506"/>
-            <w:gridCol w:w="3881"/>
-            <w:gridCol w:w="4996"/>
-            <w:gridCol w:w="1244"/>
+            <w:gridCol w:w="473"/>
+            <w:gridCol w:w="1399"/>
+            <w:gridCol w:w="2835"/>
+            <w:gridCol w:w="2862"/>
+            <w:gridCol w:w="2366"/>
+            <w:gridCol w:w="789"/>
           </w:tblGrid>
           <w:tr>
             <w:trPr>
-              <w:trHeight w:val="305"/>
-              <w:jc w:val="center"/>
+              <w:trHeight w:val="512"/>
             </w:trPr>
             <w:tc>
               <w:tcPr>
-                <w:tcW w:w="509" w:type="dxa"/>
+                <w:tcW w:w="473" w:type="dxa"/>
                 <w:vAlign w:val="center"/>
               </w:tcPr>
               <w:p>
                 <w:pPr>
                   <w:pStyle w:val="a3"/>
-                  <w:ind w:right="-141"/>
+                  <w:ind w:right="0"/>
+                  <w:jc w:val="center"/>
                   <w:rPr>
-                    <w:sz w:val="18"/>
-                    <w:szCs w:val="18"/>
-                    <w:lang w:val="en-US"/>
+                    <w:b/>
+                    <w:sz w:val="20"/>
+                    <w:szCs w:val="20"/>
                   </w:rPr>
                 </w:pPr>
                 <w:r>
                   <w:rPr>
                     <w:b/>
-                    <w:bCs/>
-                    <w:sz w:val="18"/>
-                    <w:szCs w:val="18"/>
+                    <w:sz w:val="20"/>
+                    <w:szCs w:val="20"/>
                   </w:rPr>
                   <w:t>№ з/п</w:t>
                 </w:r>
@@ -1091,86 +1139,116 @@
             </w:tc>
             <w:tc>
               <w:tcPr>
-                <w:tcW w:w="3980" w:type="dxa"/>
+                <w:tcW w:w="1399" w:type="dxa"/>
                 <w:vAlign w:val="center"/>
               </w:tcPr>
               <w:p>
                 <w:pPr>
-                  <w:ind w:right="-141"/>
+                  <w:pStyle w:val="a3"/>
+                  <w:ind w:right="0"/>
                   <w:jc w:val="center"/>
                   <w:rPr>
-                    <w:rFonts w:ascii="Times New Roman CYR" w:hAnsi="Times New Roman CYR" w:cs="Times New Roman CYR"/>
-                    <w:bCs w:val="0"/>
+                    <w:b/>
+                    <w:sz w:val="20"/>
+                    <w:szCs w:val="20"/>
+                    <w:lang w:val="ru-RU"/>
+                  </w:rPr>
+                </w:pPr>
+                <w:r>
+                  <w:rPr>
+                    <w:b/>
+                    <w:sz w:val="20"/>
+                    <w:szCs w:val="20"/>
+                    <w:lang w:val="ru-RU"/>
+                  </w:rPr>
+                  <w:t>Вид</w:t>
+                </w:r>
+              </w:p>
+              <w:p>
+                <w:pPr>
+                  <w:pStyle w:val="a3"/>
+                  <w:ind w:right="0"/>
+                  <w:jc w:val="center"/>
+                  <w:rPr>
+                    <w:b/>
+                    <w:sz w:val="20"/>
+                    <w:szCs w:val="20"/>
+                    <w:lang w:val="ru-RU"/>
+                  </w:rPr>
+                </w:pPr>
+                <w:r>
+                  <w:rPr>
+                    <w:b/>
+                    <w:sz w:val="20"/>
+                    <w:szCs w:val="20"/>
+                    <w:lang w:val="ru-RU"/>
+                  </w:rPr>
+                  <w:t>закладу</w:t>
+                </w:r>
+              </w:p>
+            </w:tc>
+            <w:tc>
+              <w:tcPr>
+                <w:tcW w:w="2835" w:type="dxa"/>
+                <w:vAlign w:val="center"/>
+              </w:tcPr>
+              <w:p>
+                <w:pPr>
+                  <w:pStyle w:val="a3"/>
+                  <w:ind w:right="0"/>
+                  <w:jc w:val="center"/>
+                  <w:rPr>
+                    <w:b/>
                     <w:sz w:val="20"/>
                     <w:szCs w:val="20"/>
                   </w:rPr>
                 </w:pPr>
                 <w:r>
                   <w:rPr>
-                    <w:rFonts w:ascii="Times New Roman CYR" w:hAnsi="Times New Roman CYR" w:cs="Times New Roman CYR"/>
-                    <w:bCs w:val="0"/>
+                    <w:b/>
+                    <w:sz w:val="20"/>
+                    <w:szCs w:val="20"/>
+                  </w:rPr>
+                  <w:t>Найменування закладу</w:t>
+                </w:r>
+              </w:p>
+            </w:tc>
+            <w:tc>
+              <w:tcPr>
+                <w:tcW w:w="2862" w:type="dxa"/>
+                <w:vAlign w:val="center"/>
+              </w:tcPr>
+              <w:p>
+                <w:pPr>
+                  <w:jc w:val="center"/>
+                  <w:rPr>
+                    <w:b w:val="0"/>
                     <w:sz w:val="20"/>
                     <w:szCs w:val="20"/>
                     <w:lang w:val="uk-UA"/>
                   </w:rPr>
-                  <w:t>Фактична а</w:t>
-                </w:r>
-                <w:proofErr w:type="spellStart"/>
+                </w:pPr>
                 <w:r>
                   <w:rPr>
-                    <w:rFonts w:ascii="Times New Roman CYR" w:hAnsi="Times New Roman CYR" w:cs="Times New Roman CYR"/>
-                    <w:bCs w:val="0"/>
-                    <w:sz w:val="20"/>
-                    <w:szCs w:val="20"/>
-                  </w:rPr>
-                  <w:t>дрес</w:t>
-                </w:r>
-                <w:proofErr w:type="spellEnd"/>
-                <w:r>
-                  <w:rPr>
-                    <w:rFonts w:ascii="Times New Roman CYR" w:hAnsi="Times New Roman CYR" w:cs="Times New Roman CYR"/>
-                    <w:bCs w:val="0"/>
                     <w:sz w:val="20"/>
                     <w:szCs w:val="20"/>
                     <w:lang w:val="uk-UA"/>
                   </w:rPr>
-                  <w:t xml:space="preserve">а приміщення (закладу) </w:t>
-                </w:r>
-                <w:r>
-                  <w:rPr>
-                    <w:rFonts w:ascii="Times New Roman CYR" w:hAnsi="Times New Roman CYR" w:cs="Times New Roman CYR"/>
-                    <w:bCs w:val="0"/>
-                    <w:sz w:val="20"/>
-                    <w:szCs w:val="20"/>
-                    <w:lang w:val="uk-UA"/>
-                  </w:rPr>
-                  <w:t>Користувача</w:t>
-                </w:r>
-                <w:r>
-                  <w:rPr>
-                    <w:rFonts w:ascii="Times New Roman CYR" w:hAnsi="Times New Roman CYR" w:cs="Times New Roman CYR"/>
-                    <w:bCs w:val="0"/>
-                    <w:sz w:val="20"/>
-                    <w:szCs w:val="20"/>
-                  </w:rPr>
-                  <w:t>:</w:t>
+                  <w:t>Фактична адреса закладу:</w:t>
                 </w:r>
               </w:p>
               <w:p>
                 <w:pPr>
                   <w:pStyle w:val="a3"/>
-                  <w:ind w:right="-141"/>
+                  <w:ind w:right="0"/>
                   <w:jc w:val="center"/>
                   <w:rPr>
-                    <w:rFonts w:ascii="Times New Roman CYR" w:hAnsi="Times New Roman CYR" w:cs="Times New Roman CYR"/>
-                    <w:i/>
                     <w:sz w:val="20"/>
                     <w:szCs w:val="20"/>
                   </w:rPr>
                 </w:pPr>
                 <w:r>
                   <w:rPr>
-                    <w:rFonts w:ascii="Times New Roman CYR" w:hAnsi="Times New Roman CYR" w:cs="Times New Roman CYR"/>
                     <w:sz w:val="20"/>
                     <w:szCs w:val="20"/>
                   </w:rPr>
@@ -1178,56 +1256,14 @@
                 </w:r>
                 <w:r>
                   <w:rPr>
-                    <w:rFonts w:ascii="Times New Roman CYR" w:hAnsi="Times New Roman CYR" w:cs="Times New Roman CYR"/>
                     <w:i/>
                     <w:sz w:val="20"/>
                     <w:szCs w:val="20"/>
                   </w:rPr>
-                  <w:t>назва області, міста (селища або села), вулиця,</w:t>
+                  <w:t>назва області, міста (селища або села), вулиця, № будинку тощо на території України</w:t>
                 </w:r>
                 <w:r>
                   <w:rPr>
-                    <w:rFonts w:ascii="Times New Roman CYR" w:hAnsi="Times New Roman CYR" w:cs="Times New Roman CYR"/>
-                    <w:i/>
-                    <w:sz w:val="20"/>
-                    <w:szCs w:val="20"/>
-                    <w:lang w:val="ru-RU"/>
-                  </w:rPr>
-                  <w:t xml:space="preserve"> </w:t>
-                </w:r>
-                <w:r>
-                  <w:rPr>
-                    <w:rFonts w:ascii="Times New Roman CYR" w:hAnsi="Times New Roman CYR" w:cs="Times New Roman CYR"/>
-                    <w:i/>
-                    <w:sz w:val="20"/>
-                    <w:szCs w:val="20"/>
-                  </w:rPr>
-                  <w:t xml:space="preserve">№ будинку тощо </w:t>
-                </w:r>
-              </w:p>
-              <w:p>
-                <w:pPr>
-                  <w:pStyle w:val="a3"/>
-                  <w:ind w:right="-141"/>
-                  <w:jc w:val="center"/>
-                  <w:rPr>
-                    <w:sz w:val="18"/>
-                    <w:szCs w:val="18"/>
-                    <w:lang w:val="ru-RU"/>
-                  </w:rPr>
-                </w:pPr>
-                <w:r>
-                  <w:rPr>
-                    <w:rFonts w:ascii="Times New Roman CYR" w:hAnsi="Times New Roman CYR" w:cs="Times New Roman CYR"/>
-                    <w:i/>
-                    <w:sz w:val="20"/>
-                    <w:szCs w:val="20"/>
-                  </w:rPr>
-                  <w:t>на території України</w:t>
-                </w:r>
-                <w:r>
-                  <w:rPr>
-                    <w:rFonts w:ascii="Times New Roman CYR" w:hAnsi="Times New Roman CYR" w:cs="Times New Roman CYR"/>
                     <w:sz w:val="20"/>
                     <w:szCs w:val="20"/>
                   </w:rPr>
@@ -1237,94 +1273,84 @@
             </w:tc>
             <w:tc>
               <w:tcPr>
-                <w:tcW w:w="5145" w:type="dxa"/>
+                <w:tcW w:w="2366" w:type="dxa"/>
                 <w:vAlign w:val="center"/>
               </w:tcPr>
               <w:p>
                 <w:pPr>
                   <w:pStyle w:val="a3"/>
-                  <w:ind w:right="-141"/>
+                  <w:ind w:right="0"/>
                   <w:jc w:val="center"/>
                   <w:rPr>
                     <w:b/>
-                    <w:sz w:val="18"/>
-                    <w:szCs w:val="18"/>
-                    <w:lang w:val="ru-RU"/>
+                    <w:sz w:val="20"/>
+                    <w:szCs w:val="20"/>
                   </w:rPr>
                 </w:pPr>
                 <w:r>
                   <w:rPr>
                     <w:b/>
-                    <w:sz w:val="18"/>
-                    <w:szCs w:val="18"/>
+                    <w:sz w:val="20"/>
+                    <w:szCs w:val="20"/>
                   </w:rPr>
-                  <w:t>Назва закладу (приміщення)</w:t>
+                  <w:t>Перелік приміщень, в яких здійснюється публічне виконання</w:t>
                 </w:r>
               </w:p>
             </w:tc>
             <w:tc>
               <w:tcPr>
-                <w:tcW w:w="993" w:type="dxa"/>
+                <w:tcW w:w="789" w:type="dxa"/>
+                <w:vAlign w:val="center"/>
               </w:tcPr>
               <w:p>
                 <w:pPr>
                   <w:pStyle w:val="a3"/>
-                  <w:ind w:right="-141"/>
+                  <w:ind w:right="0"/>
                   <w:jc w:val="center"/>
                   <w:rPr>
                     <w:b/>
-                    <w:sz w:val="18"/>
-                    <w:szCs w:val="18"/>
-                    <w:lang w:val="ru-RU"/>
+                    <w:sz w:val="20"/>
+                    <w:szCs w:val="20"/>
                   </w:rPr>
                 </w:pPr>
                 <w:r>
                   <w:rPr>
                     <w:b/>
-                    <w:sz w:val="18"/>
-                    <w:szCs w:val="18"/>
-                    <w:lang w:val="ru-RU"/>
+                    <w:sz w:val="20"/>
+                    <w:szCs w:val="20"/>
                   </w:rPr>
-                  <w:t>Р</w:t>
+                  <w:t xml:space="preserve">Розмір торгівельної площі </w:t>
                 </w:r>
-                <w:proofErr w:type="spellStart"/>
                 <w:r>
                   <w:rPr>
-                    <w:b/>
-                    <w:sz w:val="18"/>
-                    <w:szCs w:val="18"/>
+                    <w:sz w:val="20"/>
+                    <w:szCs w:val="20"/>
                   </w:rPr>
-                  <w:t>озмір</w:t>
+                  <w:t>(</w:t>
                 </w:r>
-                <w:proofErr w:type="spellEnd"/>
-                <w:r>
-                  <w:rPr>
-                    <w:b/>
-                    <w:sz w:val="18"/>
-                    <w:szCs w:val="18"/>
-                  </w:rPr>
-                  <w:t xml:space="preserve"> торгівельної площі</w:t>
-                </w:r>
-              </w:p>
-              <w:p>
-                <w:pPr>
-                  <w:pStyle w:val="a3"/>
-                  <w:ind w:right="-141"/>
-                  <w:jc w:val="center"/>
-                  <w:rPr>
-                    <w:b/>
-                    <w:sz w:val="18"/>
-                    <w:szCs w:val="18"/>
-                    <w:lang w:val="ru-RU"/>
-                  </w:rPr>
-                </w:pPr>
                 <w:r>
                   <w:rPr>
                     <w:i/>
-                    <w:sz w:val="18"/>
-                    <w:szCs w:val="18"/>
+                    <w:sz w:val="20"/>
+                    <w:szCs w:val="20"/>
                   </w:rPr>
-                  <w:t>(в квадратних метрах)</w:t>
+                  <w:t>м</w:t>
+                </w:r>
+                <w:r>
+                  <w:rPr>
+                    <w:i/>
+                    <w:sz w:val="20"/>
+                    <w:szCs w:val="20"/>
+                    <w:vertAlign w:val="superscript"/>
+                  </w:rPr>
+                  <w:t>2</w:t>
+                </w:r>
+                <w:r>
+                  <w:rPr>
+                    <w:sz w:val="20"/>
+                    <w:szCs w:val="20"/>
+                  </w:rPr>
+                  <w:t>)</w:t>
                 </w:r>
               </w:p>
             </w:tc>
@@ -1332,11 +1358,12 @@
         </w:tbl>
         <w:p>
           <w:pPr>
-            <w:pStyle w:val="a3"/>
             <w:ind w:right="-141" w:firstLine="360"/>
+            <w:jc w:val="both"/>
             <w:rPr>
               <w:sz w:val="20"/>
               <w:szCs w:val="20"/>
+              <w:lang w:val="uk-UA"/>
             </w:rPr>
           </w:pPr>
         </w:p>
@@ -1492,6 +1519,7 @@
           <w:sz w:val="20"/>
           <w:szCs w:val="20"/>
         </w:rPr>
+        <w:lastRenderedPageBreak/>
         <w:t>2.4. Сторони домовились, що сума авторської винагороди (роялті), яка сплачується Користувачем за надання невиключного права на публі</w:t>
       </w:r>
       <w:r>
@@ -1540,6 +1568,7 @@
           <w15:appearance w15:val="tags"/>
           <w:text/>
         </w:sdtPr>
+        <w:sdtEndPr/>
         <w:sdtContent>
           <w:r>
             <w:rPr>
@@ -1557,7 +1586,6 @@
           <w:sz w:val="20"/>
           <w:szCs w:val="20"/>
         </w:rPr>
-        <w:lastRenderedPageBreak/>
         <w:t>(</w:t>
       </w:r>
       <w:sdt>
@@ -1576,6 +1604,7 @@
           <w15:appearance w15:val="tags"/>
           <w:text/>
         </w:sdtPr>
+        <w:sdtEndPr/>
         <w:sdtContent>
           <w:r>
             <w:rPr>
@@ -1599,8 +1628,9 @@
           <w:b/>
           <w:sz w:val="20"/>
           <w:szCs w:val="20"/>
-        </w:rPr>
-        <w:t>відсоток</w:t>
+          <w:lang w:val="ru-RU"/>
+        </w:rPr>
+        <w:t>%</w:t>
       </w:r>
       <w:r>
         <w:rPr>
@@ -1672,6 +1702,7 @@
           <w15:appearance w15:val="tags"/>
           <w:text/>
         </w:sdtPr>
+        <w:sdtEndPr/>
         <w:sdtContent>
           <w:r>
             <w:rPr>
@@ -1689,7 +1720,16 @@
           <w:szCs w:val="20"/>
           <w:lang w:val="ru-RU"/>
         </w:rPr>
-        <w:t xml:space="preserve"> (</w:t>
+        <w:t xml:space="preserve"> </w:t>
+      </w:r>
+      <w:r>
+        <w:rPr>
+          <w:bCs/>
+          <w:sz w:val="20"/>
+          <w:szCs w:val="20"/>
+          <w:lang w:val="ru-RU"/>
+        </w:rPr>
+        <w:t>(</w:t>
       </w:r>
       <w:sdt>
         <w:sdtPr>
@@ -1709,6 +1749,7 @@
           <w15:appearance w15:val="tags"/>
           <w:text/>
         </w:sdtPr>
+        <w:sdtEndPr/>
         <w:sdtContent>
           <w:r>
             <w:rPr>
@@ -1720,13 +1761,22 @@
       </w:sdt>
       <w:r>
         <w:rPr>
+          <w:bCs/>
+          <w:sz w:val="20"/>
+          <w:szCs w:val="20"/>
+          <w:lang w:val="ru-RU"/>
+        </w:rPr>
+        <w:t>)</w:t>
+      </w:r>
+      <w:r>
+        <w:rPr>
           <w:b/>
           <w:bCs/>
           <w:sz w:val="20"/>
           <w:szCs w:val="20"/>
           <w:lang w:val="ru-RU"/>
         </w:rPr>
-        <w:t xml:space="preserve">) грн. </w:t>
+        <w:t xml:space="preserve"> грн. </w:t>
       </w:r>
       <w:sdt>
         <w:sdtPr>
@@ -1747,6 +1797,7 @@
           <w15:appearance w15:val="tags"/>
           <w:text/>
         </w:sdtPr>
+        <w:sdtEndPr/>
         <w:sdtContent>
           <w:r>
             <w:rPr>
@@ -1792,6 +1843,7 @@
           <w15:appearance w15:val="tags"/>
           <w:text/>
         </w:sdtPr>
+        <w:sdtEndPr/>
         <w:sdtContent>
           <w:r>
             <w:rPr>
@@ -1899,6 +1951,7 @@
           <w15:appearance w15:val="tags"/>
           <w:text/>
         </w:sdtPr>
+        <w:sdtEndPr/>
         <w:sdtContent>
           <w:r>
             <w:rPr>
@@ -3481,11 +3534,188 @@
             <w:szCs w:val="20"/>
             <w:lang w:val="ru-RU"/>
           </w:rPr>
-          <w:alias w:val="docDateBeginC"/>
-          <w:tag w:val="docDateBeginC"/>
+          <w:alias w:val="docDateBegin"/>
+          <w:tag w:val="docDateBegin"/>
           <w:id w:val="-954788700"/>
           <w:placeholder>
             <w:docPart w:val="E45EC82FAC5E43ADAED2F1521B8A5DE9"/>
+          </w:placeholder>
+          <w:showingPlcHdr/>
+          <w15:appearance w15:val="tags"/>
+          <w:text/>
+        </w:sdtPr>
+        <w:sdtEndPr/>
+        <w:sdtContent>
+          <w:r>
+            <w:rPr>
+              <w:rStyle w:val="af3"/>
+            </w:rPr>
+            <w:t>Место для ввода текста.</w:t>
+          </w:r>
+        </w:sdtContent>
+      </w:sdt>
+      <w:r>
+        <w:rPr>
+          <w:b/>
+          <w:bCs/>
+          <w:sz w:val="20"/>
+          <w:szCs w:val="20"/>
+          <w:lang w:val="ru-RU"/>
+        </w:rPr>
+        <w:t xml:space="preserve"> </w:t>
+      </w:r>
+      <w:r>
+        <w:rPr>
+          <w:b/>
+          <w:bCs/>
+          <w:sz w:val="20"/>
+          <w:szCs w:val="20"/>
+          <w:lang w:val="ru-RU"/>
+        </w:rPr>
+        <w:t xml:space="preserve">року </w:t>
+      </w:r>
+      <w:r>
+        <w:rPr>
+          <w:bCs/>
+          <w:sz w:val="20"/>
+          <w:szCs w:val="20"/>
+          <w:lang w:val="ru-RU"/>
+        </w:rPr>
+        <w:t xml:space="preserve">і </w:t>
+      </w:r>
+      <w:proofErr w:type="spellStart"/>
+      <w:r>
+        <w:rPr>
+          <w:bCs/>
+          <w:sz w:val="20"/>
+          <w:szCs w:val="20"/>
+          <w:lang w:val="ru-RU"/>
+        </w:rPr>
+        <w:t>діє</w:t>
+      </w:r>
+      <w:proofErr w:type="spellEnd"/>
+      <w:r>
+        <w:rPr>
+          <w:bCs/>
+          <w:sz w:val="20"/>
+          <w:szCs w:val="20"/>
+          <w:lang w:val="ru-RU"/>
+        </w:rPr>
+        <w:t xml:space="preserve"> до</w:t>
+      </w:r>
+      <w:r>
+        <w:rPr>
+          <w:b/>
+          <w:bCs/>
+          <w:sz w:val="20"/>
+          <w:szCs w:val="20"/>
+          <w:lang w:val="ru-RU"/>
+        </w:rPr>
+        <w:t xml:space="preserve">  </w:t>
+      </w:r>
+      <w:bookmarkStart w:id="8" w:name="_Hlk3207534"/>
+      <w:sdt>
+        <w:sdtPr>
+          <w:rPr>
+            <w:b/>
+            <w:bCs/>
+            <w:sz w:val="20"/>
+            <w:szCs w:val="20"/>
+            <w:lang w:val="ru-RU"/>
+          </w:rPr>
+          <w:alias w:val="docDateEnd"/>
+          <w:tag w:val="docDateEnd"/>
+          <w:id w:val="1553884469"/>
+          <w:placeholder>
+            <w:docPart w:val="E45EC82FAC5E43ADAED2F1521B8A5DE9"/>
+          </w:placeholder>
+          <w:showingPlcHdr/>
+          <w15:appearance w15:val="tags"/>
+          <w:text/>
+        </w:sdtPr>
+        <w:sdtEndPr/>
+        <w:sdtContent>
+          <w:r>
+            <w:rPr>
+              <w:rStyle w:val="af3"/>
+            </w:rPr>
+            <w:t>Место для ввода текста.</w:t>
+          </w:r>
+        </w:sdtContent>
+      </w:sdt>
+      <w:bookmarkEnd w:id="7"/>
+      <w:bookmarkEnd w:id="8"/>
+      <w:r>
+        <w:rPr>
+          <w:sz w:val="20"/>
+          <w:szCs w:val="20"/>
+          <w:lang w:val="ru-RU"/>
+        </w:rPr>
+        <w:t xml:space="preserve"> </w:t>
+      </w:r>
+      <w:r>
+        <w:rPr>
+          <w:b/>
+          <w:sz w:val="20"/>
+          <w:szCs w:val="20"/>
+        </w:rPr>
+        <w:t>року.</w:t>
+      </w:r>
+      <w:r>
+        <w:rPr>
+          <w:sz w:val="20"/>
+          <w:szCs w:val="20"/>
+        </w:rPr>
+        <w:t xml:space="preserve"> При цьому, всі зобов’язання Користувача, що виникли під час дії даного Договору, залишаються в силі до їх повного виконання.</w:t>
+      </w:r>
+    </w:p>
+    <w:p>
+      <w:pPr>
+        <w:pStyle w:val="a3"/>
+        <w:ind w:left="-142" w:right="-141"/>
+        <w:rPr>
+          <w:sz w:val="20"/>
+          <w:szCs w:val="20"/>
+        </w:rPr>
+      </w:pPr>
+      <w:r>
+        <w:rPr>
+          <w:sz w:val="20"/>
+          <w:szCs w:val="20"/>
+          <w:lang w:val="ru-RU"/>
+        </w:rPr>
+        <w:t xml:space="preserve">          </w:t>
+      </w:r>
+      <w:r>
+        <w:rPr>
+          <w:sz w:val="20"/>
+          <w:szCs w:val="20"/>
+        </w:rPr>
+        <w:t>5.2. Дія даного Договору автоматично продовжується строком на 1 рік з одночасним підвищенням розміру мінімального платежу авторської винагороди за попередній рік на</w:t>
+      </w:r>
+      <w:r>
+        <w:rPr>
+          <w:sz w:val="20"/>
+          <w:szCs w:val="20"/>
+          <w:lang w:val="ru-RU"/>
+        </w:rPr>
+        <w:t xml:space="preserve"> </w:t>
+      </w:r>
+      <w:bookmarkStart w:id="9" w:name="_Hlk4080784"/>
+      <w:sdt>
+        <w:sdtPr>
+          <w:rPr>
+            <w:rFonts w:eastAsia="Calibri"/>
+            <w:b/>
+            <w:sz w:val="20"/>
+            <w:szCs w:val="20"/>
+            <w:lang w:val="ru-UA" w:eastAsia="en-US"/>
+          </w:rPr>
+          <w:alias w:val="prcntPrl"/>
+          <w:tag w:val="prcntPrl"/>
+          <w:id w:val="973418347"/>
+          <w:placeholder>
+            <w:docPart w:val="AF4903E4AC154BD6B9BB325F08490537"/>
           </w:placeholder>
           <w:showingPlcHdr/>
           <w15:appearance w15:val="tags"/>
@@ -3502,68 +3732,26 @@
       </w:sdt>
       <w:r>
         <w:rPr>
-          <w:b/>
-          <w:bCs/>
-          <w:sz w:val="20"/>
-          <w:szCs w:val="20"/>
-          <w:lang w:val="ru-RU"/>
-        </w:rPr>
-        <w:t xml:space="preserve">року </w:t>
-      </w:r>
-      <w:r>
-        <w:rPr>
-          <w:bCs/>
-          <w:sz w:val="20"/>
-          <w:szCs w:val="20"/>
-          <w:lang w:val="ru-RU"/>
-        </w:rPr>
-        <w:t xml:space="preserve">і </w:t>
-      </w:r>
-      <w:proofErr w:type="spellStart"/>
-      <w:r>
-        <w:rPr>
-          <w:bCs/>
-          <w:sz w:val="20"/>
-          <w:szCs w:val="20"/>
-          <w:lang w:val="ru-RU"/>
-        </w:rPr>
-        <w:t>діє</w:t>
-      </w:r>
-      <w:proofErr w:type="spellEnd"/>
-      <w:r>
-        <w:rPr>
-          <w:bCs/>
-          <w:sz w:val="20"/>
-          <w:szCs w:val="20"/>
-          <w:lang w:val="ru-RU"/>
-        </w:rPr>
-        <w:t xml:space="preserve"> до</w:t>
-      </w:r>
-      <w:r>
-        <w:rPr>
-          <w:b/>
-          <w:bCs/>
-          <w:sz w:val="20"/>
-          <w:szCs w:val="20"/>
-          <w:lang w:val="ru-RU"/>
-        </w:rPr>
-        <w:t xml:space="preserve">  </w:t>
-      </w:r>
-      <w:bookmarkStart w:id="8" w:name="_Hlk3207534"/>
+          <w:rFonts w:ascii="Calibri" w:eastAsia="Calibri" w:hAnsi="Calibri"/>
+          <w:sz w:val="20"/>
+          <w:szCs w:val="20"/>
+          <w:lang w:val="ru-UA" w:eastAsia="en-US"/>
+        </w:rPr>
+        <w:t xml:space="preserve"> (</w:t>
+      </w:r>
       <w:sdt>
         <w:sdtPr>
           <w:rPr>
-            <w:b/>
-            <w:bCs/>
+            <w:rFonts w:eastAsia="Calibri"/>
             <w:sz w:val="20"/>
             <w:szCs w:val="20"/>
-            <w:lang w:val="ru-RU"/>
+            <w:lang w:val="ru-UA" w:eastAsia="en-US"/>
           </w:rPr>
-          <w:alias w:val="docDateEndC"/>
-          <w:tag w:val="docDateEndC"/>
-          <w:id w:val="1553884469"/>
+          <w:alias w:val="prcntPrlText"/>
+          <w:tag w:val="prcntPrlText"/>
+          <w:id w:val="-492410048"/>
           <w:placeholder>
-            <w:docPart w:val="E45EC82FAC5E43ADAED2F1521B8A5DE9"/>
+            <w:docPart w:val="AF4903E4AC154BD6B9BB325F08490537"/>
           </w:placeholder>
           <w:showingPlcHdr/>
           <w15:appearance w15:val="tags"/>
@@ -3578,8 +3766,16 @@
           </w:r>
         </w:sdtContent>
       </w:sdt>
-      <w:bookmarkEnd w:id="7"/>
-      <w:bookmarkEnd w:id="8"/>
+      <w:r>
+        <w:rPr>
+          <w:rFonts w:ascii="Calibri" w:eastAsia="Calibri" w:hAnsi="Calibri"/>
+          <w:sz w:val="20"/>
+          <w:szCs w:val="20"/>
+          <w:lang w:val="ru-UA" w:eastAsia="en-US"/>
+        </w:rPr>
+        <w:t>)</w:t>
+      </w:r>
+      <w:bookmarkEnd w:id="9"/>
       <w:r>
         <w:rPr>
           <w:sz w:val="20"/>
@@ -3593,52 +3789,26 @@
           <w:sz w:val="20"/>
           <w:szCs w:val="20"/>
         </w:rPr>
-        <w:t>року.</w:t>
-      </w:r>
-      <w:r>
-        <w:rPr>
-          <w:sz w:val="20"/>
-          <w:szCs w:val="20"/>
-        </w:rPr>
-        <w:t xml:space="preserve"> При цьому, всі зобов’язання Користувача, що виникли під час дії даного Договору, залишаються в силі до їх повного виконання.</w:t>
+        <w:t>%</w:t>
+      </w:r>
+      <w:r>
+        <w:rPr>
+          <w:sz w:val="20"/>
+          <w:szCs w:val="20"/>
+        </w:rPr>
+        <w:t xml:space="preserve"> - і так із року в рік.</w:t>
+      </w:r>
+      <w:r>
+        <w:rPr>
+          <w:sz w:val="20"/>
+          <w:szCs w:val="20"/>
+        </w:rPr>
+        <w:t xml:space="preserve"> </w:t>
       </w:r>
     </w:p>
     <w:p>
       <w:pPr>
         <w:pStyle w:val="a3"/>
-        <w:ind w:left="-142" w:right="-141"/>
-        <w:rPr>
-          <w:sz w:val="20"/>
-          <w:szCs w:val="20"/>
-        </w:rPr>
-      </w:pPr>
-      <w:r>
-        <w:rPr>
-          <w:sz w:val="20"/>
-          <w:szCs w:val="20"/>
-          <w:lang w:val="ru-RU"/>
-        </w:rPr>
-        <w:t xml:space="preserve">          </w:t>
-      </w:r>
-      <w:r>
-        <w:rPr>
-          <w:sz w:val="20"/>
-          <w:szCs w:val="20"/>
-          <w:highlight w:val="yellow"/>
-        </w:rPr>
-        <w:t>5.2. Дія даного Договору автоматично продовжується строком на 1 рік з одночасним підвищенням розміру мінімального платежу авторської винагороди за попередній рік на 10 (десять) % - і так із року в рік.</w:t>
-      </w:r>
-      <w:r>
-        <w:rPr>
-          <w:sz w:val="20"/>
-          <w:szCs w:val="20"/>
-        </w:rPr>
-        <w:t xml:space="preserve"> </w:t>
-      </w:r>
-    </w:p>
-    <w:p>
-      <w:pPr>
-        <w:pStyle w:val="a3"/>
         <w:ind w:right="-141" w:firstLine="360"/>
         <w:rPr>
           <w:sz w:val="20"/>
@@ -3650,7 +3820,16 @@
           <w:sz w:val="20"/>
           <w:szCs w:val="20"/>
         </w:rPr>
-        <w:t>5.3. Даний Договір може бути достроково розірваним за домовленістю Сторін, про що Сторона, яка ініціює розірвання Договору, повинна не пізніше, ніж за 30 (тридцять) календарних днів до дати, з якої Договір підлягає розірванню, направити іншій Стороні рекомендованим листом з повідомленням відповідну письмову пропозицію про дострокове розірвання Договору та підписану додаткову угоду до Договору в 2</w:t>
+        <w:t>5.3. Даний Договір може бути достроково розірваним за домовленістю Сторін, про що Сторона, яка ініціює розірвання Договору, повинна не пізніше, ніж за 30 (тридцять) календарних днів до дати, з якої Договір підлягає розірванню, направити іншій Стороні рекомендованим листом з повідом</w:t>
+      </w:r>
+      <w:bookmarkStart w:id="10" w:name="_GoBack"/>
+      <w:bookmarkEnd w:id="10"/>
+      <w:r>
+        <w:rPr>
+          <w:sz w:val="20"/>
+          <w:szCs w:val="20"/>
+        </w:rPr>
+        <w:t>ленням відповідну письмову пропозицію про дострокове розірвання Договору та підписану додаткову угоду до Договору в 2</w:t>
       </w:r>
       <w:r>
         <w:rPr>
@@ -4073,11 +4252,8 @@
         <w:ind w:right="-141" w:firstLine="426"/>
       </w:pPr>
       <w:r>
-        <w:t xml:space="preserve">7.1. Підписанням даного Договору суб’єкт персональних даних підтверджує свою згоду на обробку зазначених в даному Договорі персональних даних відповідно до Закону України «Про захист персональних даних» у базі персональних даних «Користувачі авторського права» з метою забезпечення адміністративно-правових, податкових відносин та відносин у сфері бухгалтерського обліку, з </w:t>
-      </w:r>
-      <w:r>
         <w:lastRenderedPageBreak/>
-        <w:t xml:space="preserve">метою реалізації авторських прав правовласників об’єктів авторських прав відповідно до Господарського кодексу України, Цивільного кодексу України,  Податкового кодексу України, Закону України «Про бухгалтерський облік та фінансову звітність», Закону України «Про банки і банківську діяльність», Закону України «Про авторське право і суміжні права», </w:t>
+        <w:t xml:space="preserve">7.1. Підписанням даного Договору суб’єкт персональних даних підтверджує свою згоду на обробку зазначених в даному Договорі персональних даних відповідно до Закону України «Про захист персональних даних» у базі персональних даних «Користувачі авторського права» з метою забезпечення адміністративно-правових, податкових відносин та відносин у сфері бухгалтерського обліку, з метою реалізації авторських прав правовласників об’єктів авторських прав відповідно до Господарського кодексу України, Цивільного кодексу України,  Податкового кодексу України, Закону України «Про бухгалтерський облік та фінансову звітність», Закону України «Про банки і банківську діяльність», Закону України «Про авторське право і суміжні права», </w:t>
       </w:r>
       <w:r>
         <w:rPr>
@@ -5474,9 +5650,8 @@
             <w:sdt>
               <w:sdtPr>
                 <w:rPr>
-                  <w:b w:val="0"/>
-                  <w:sz w:val="16"/>
-                  <w:szCs w:val="16"/>
+                  <w:sz w:val="20"/>
+                  <w:szCs w:val="20"/>
                   <w:lang w:val="uk-UA"/>
                 </w:rPr>
                 <w:alias w:val="CstName"/>
@@ -5489,11 +5664,11 @@
                 <w15:appearance w15:val="tags"/>
                 <w:text/>
               </w:sdtPr>
+              <w:sdtEndPr/>
               <w:sdtContent>
                 <w:r>
                   <w:rPr>
-                    <w:sz w:val="20"/>
-                    <w:szCs w:val="20"/>
+                    <w:rStyle w:val="af3"/>
                   </w:rPr>
                   <w:t>Место для ввода текста.</w:t>
                 </w:r>
@@ -5541,6 +5716,7 @@
             <w:sdt>
               <w:sdtPr>
                 <w:rPr>
+                  <w:b w:val="0"/>
                   <w:bCs w:val="0"/>
                   <w:sz w:val="20"/>
                   <w:szCs w:val="20"/>
@@ -5556,6 +5732,7 @@
                 <w15:appearance w15:val="tags"/>
                 <w:text/>
               </w:sdtPr>
+              <w:sdtEndPr/>
               <w:sdtContent>
                 <w:r>
                   <w:rPr>
@@ -5587,6 +5764,7 @@
             <w:sdt>
               <w:sdtPr>
                 <w:rPr>
+                  <w:b w:val="0"/>
                   <w:bCs w:val="0"/>
                   <w:sz w:val="20"/>
                   <w:szCs w:val="20"/>
@@ -5602,6 +5780,7 @@
                 <w15:appearance w15:val="tags"/>
                 <w:text/>
               </w:sdtPr>
+              <w:sdtEndPr/>
               <w:sdtContent>
                 <w:r>
                   <w:rPr>
@@ -5633,6 +5812,7 @@
             <w:sdt>
               <w:sdtPr>
                 <w:rPr>
+                  <w:b w:val="0"/>
                   <w:sz w:val="20"/>
                   <w:szCs w:val="20"/>
                   <w:lang w:val="uk-UA"/>
@@ -5647,6 +5827,7 @@
                 <w15:appearance w15:val="tags"/>
                 <w:text/>
               </w:sdtPr>
+              <w:sdtEndPr/>
               <w:sdtContent>
                 <w:r>
                   <w:rPr>
@@ -5688,6 +5869,7 @@
             <w:sdt>
               <w:sdtPr>
                 <w:rPr>
+                  <w:b w:val="0"/>
                   <w:bCs w:val="0"/>
                   <w:sz w:val="20"/>
                   <w:szCs w:val="20"/>
@@ -5703,6 +5885,7 @@
                 <w15:appearance w15:val="tags"/>
                 <w:text/>
               </w:sdtPr>
+              <w:sdtEndPr/>
               <w:sdtContent>
                 <w:r>
                   <w:rPr>
@@ -5729,7 +5912,16 @@
                 <w:szCs w:val="20"/>
                 <w:lang w:val="uk-UA"/>
               </w:rPr>
-              <w:t>факс:_____________________________</w:t>
+              <w:t>факс:</w:t>
+            </w:r>
+            <w:r>
+              <w:rPr>
+                <w:b w:val="0"/>
+                <w:sz w:val="20"/>
+                <w:szCs w:val="20"/>
+                <w:lang w:val="uk-UA"/>
+              </w:rPr>
+              <w:t>_____________________________</w:t>
             </w:r>
           </w:p>
           <w:p>
@@ -5753,6 +5945,7 @@
             <w:sdt>
               <w:sdtPr>
                 <w:rPr>
+                  <w:b w:val="0"/>
                   <w:sz w:val="20"/>
                   <w:szCs w:val="20"/>
                   <w:lang w:val="uk-UA"/>
@@ -5767,6 +5960,7 @@
                 <w15:appearance w15:val="tags"/>
                 <w:text/>
               </w:sdtPr>
+              <w:sdtEndPr/>
               <w:sdtContent>
                 <w:r>
                   <w:rPr>
@@ -5793,11 +5987,28 @@
                 <w:szCs w:val="20"/>
                 <w:lang w:val="uk-UA"/>
               </w:rPr>
-              <w:t xml:space="preserve">Банк </w:t>
+              <w:t>Банк</w:t>
+            </w:r>
+            <w:r>
+              <w:rPr>
+                <w:sz w:val="20"/>
+                <w:szCs w:val="20"/>
+                <w:lang w:val="uk-UA"/>
+              </w:rPr>
+              <w:t>:</w:t>
+            </w:r>
+            <w:r>
+              <w:rPr>
+                <w:sz w:val="20"/>
+                <w:szCs w:val="20"/>
+                <w:lang w:val="uk-UA"/>
+              </w:rPr>
+              <w:t xml:space="preserve"> </w:t>
             </w:r>
             <w:sdt>
               <w:sdtPr>
                 <w:rPr>
+                  <w:b w:val="0"/>
                   <w:sz w:val="20"/>
                   <w:szCs w:val="20"/>
                   <w:lang w:val="uk-UA"/>
@@ -5812,6 +6023,7 @@
                 <w15:appearance w15:val="tags"/>
                 <w:text/>
               </w:sdtPr>
+              <w:sdtEndPr/>
               <w:sdtContent>
                 <w:r>
                   <w:rPr>
@@ -5843,6 +6055,7 @@
             <w:sdt>
               <w:sdtPr>
                 <w:rPr>
+                  <w:b w:val="0"/>
                   <w:sz w:val="20"/>
                   <w:szCs w:val="20"/>
                   <w:lang w:val="uk-UA"/>
@@ -5857,6 +6070,7 @@
                 <w15:appearance w15:val="tags"/>
                 <w:text/>
               </w:sdtPr>
+              <w:sdtEndPr/>
               <w:sdtContent>
                 <w:r>
                   <w:rPr>
@@ -5888,6 +6102,7 @@
             <w:sdt>
               <w:sdtPr>
                 <w:rPr>
+                  <w:b w:val="0"/>
                   <w:sz w:val="20"/>
                   <w:szCs w:val="20"/>
                   <w:lang w:val="uk-UA"/>
@@ -5902,6 +6117,7 @@
                 <w15:appearance w15:val="tags"/>
                 <w:text/>
               </w:sdtPr>
+              <w:sdtEndPr/>
               <w:sdtContent>
                 <w:r>
                   <w:rPr>
@@ -5933,20 +6149,23 @@
             <w:sdt>
               <w:sdtPr>
                 <w:rPr>
+                  <w:b w:val="0"/>
+                  <w:bCs w:val="0"/>
                   <w:sz w:val="20"/>
                   <w:szCs w:val="20"/>
                   <w:lang w:val="uk-UA"/>
                 </w:rPr>
-                <w:alias w:val="CstAcc"/>
-                <w:tag w:val="CstAcc"/>
-                <w:id w:val="1575388416"/>
+                <w:alias w:val="CstRegNumber"/>
+                <w:tag w:val="CstRegNumber"/>
+                <w:id w:val="-1794891208"/>
                 <w:placeholder>
-                  <w:docPart w:val="15D63005726141638B8A5A7F5085BDD2"/>
+                  <w:docPart w:val="BD9D134317F549F588D795265FCA8104"/>
                 </w:placeholder>
                 <w:showingPlcHdr/>
                 <w15:appearance w15:val="tags"/>
                 <w:text/>
               </w:sdtPr>
+              <w:sdtEndPr/>
               <w:sdtContent>
                 <w:r>
                   <w:rPr>
@@ -5958,29 +6177,59 @@
             </w:sdt>
             <w:r>
               <w:rPr>
+                <w:b w:val="0"/>
                 <w:sz w:val="20"/>
                 <w:szCs w:val="20"/>
                 <w:lang w:val="uk-UA"/>
               </w:rPr>
-              <w:t xml:space="preserve"> від </w:t>
+              <w:t xml:space="preserve"> </w:t>
+            </w:r>
+            <w:r>
+              <w:rPr>
+                <w:b w:val="0"/>
+                <w:sz w:val="20"/>
+                <w:szCs w:val="20"/>
+                <w:lang w:val="uk-UA"/>
+              </w:rPr>
+              <w:t>В</w:t>
+            </w:r>
+            <w:r>
+              <w:rPr>
+                <w:b w:val="0"/>
+                <w:sz w:val="20"/>
+                <w:szCs w:val="20"/>
+                <w:lang w:val="uk-UA"/>
+              </w:rPr>
+              <w:t>ід</w:t>
+            </w:r>
+            <w:r>
+              <w:rPr>
+                <w:b w:val="0"/>
+                <w:sz w:val="20"/>
+                <w:szCs w:val="20"/>
+                <w:lang w:val="uk-UA"/>
+              </w:rPr>
+              <w:t xml:space="preserve"> </w:t>
             </w:r>
             <w:sdt>
               <w:sdtPr>
                 <w:rPr>
+                  <w:b w:val="0"/>
                   <w:sz w:val="20"/>
                   <w:szCs w:val="20"/>
                   <w:lang w:val="uk-UA"/>
                 </w:rPr>
-                <w:alias w:val="CstAcc"/>
-                <w:tag w:val="CstAcc"/>
-                <w:id w:val="1488436807"/>
+                <w:alias w:val="CstRegData"/>
+                <w:tag w:val="CstRegData"/>
+                <w:id w:val="1267500302"/>
                 <w:placeholder>
-                  <w:docPart w:val="24095938D0B24F62A1C35639E6A8675F"/>
+                  <w:docPart w:val="BD9D134317F549F588D795265FCA8104"/>
                 </w:placeholder>
                 <w:showingPlcHdr/>
                 <w15:appearance w15:val="tags"/>
                 <w:text/>
               </w:sdtPr>
+              <w:sdtEndPr/>
               <w:sdtContent>
                 <w:r>
                   <w:rPr>
@@ -5996,8 +6245,70 @@
                 <w:szCs w:val="20"/>
                 <w:lang w:val="uk-UA"/>
               </w:rPr>
-              <w:t xml:space="preserve"> р.</w:t>
+              <w:t xml:space="preserve"> </w:t>
             </w:r>
+            <w:r>
+              <w:rPr>
+                <w:b w:val="0"/>
+                <w:sz w:val="20"/>
+                <w:szCs w:val="20"/>
+                <w:lang w:val="uk-UA"/>
+              </w:rPr>
+              <w:t>р.</w:t>
+            </w:r>
+          </w:p>
+          <w:p>
+            <w:pPr>
+              <w:ind w:right="-108"/>
+              <w:rPr>
+                <w:bCs w:val="0"/>
+                <w:sz w:val="20"/>
+                <w:szCs w:val="20"/>
+              </w:rPr>
+            </w:pPr>
+            <w:r>
+              <w:rPr>
+                <w:sz w:val="20"/>
+                <w:szCs w:val="20"/>
+                <w:lang w:val="uk-UA"/>
+              </w:rPr>
+              <w:t>Є платником</w:t>
+            </w:r>
+            <w:r>
+              <w:rPr>
+                <w:sz w:val="20"/>
+                <w:szCs w:val="20"/>
+              </w:rPr>
+              <w:t xml:space="preserve"> </w:t>
+            </w:r>
+            <w:sdt>
+              <w:sdtPr>
+                <w:rPr>
+                  <w:b w:val="0"/>
+                  <w:sz w:val="20"/>
+                  <w:szCs w:val="20"/>
+                  <w:lang w:val="uk-UA"/>
+                </w:rPr>
+                <w:alias w:val="CstVATType"/>
+                <w:tag w:val="CstVATType"/>
+                <w:id w:val="25303977"/>
+                <w:placeholder>
+                  <w:docPart w:val="C8CE931DB33A46A3A1CFD4F06D6AD3A6"/>
+                </w:placeholder>
+                <w:showingPlcHdr/>
+                <w15:appearance w15:val="tags"/>
+                <w:text/>
+              </w:sdtPr>
+              <w:sdtEndPr/>
+              <w:sdtContent>
+                <w:r>
+                  <w:rPr>
+                    <w:rStyle w:val="af3"/>
+                  </w:rPr>
+                  <w:t>Место для ввода текста.</w:t>
+                </w:r>
+              </w:sdtContent>
+            </w:sdt>
           </w:p>
           <w:p>
             <w:pPr>
@@ -6020,6 +6331,7 @@
             <w:sdt>
               <w:sdtPr>
                 <w:rPr>
+                  <w:b w:val="0"/>
                   <w:sz w:val="20"/>
                   <w:szCs w:val="20"/>
                   <w:lang w:val="uk-UA"/>
@@ -6034,6 +6346,7 @@
                 <w15:appearance w15:val="tags"/>
                 <w:text/>
               </w:sdtPr>
+              <w:sdtEndPr/>
               <w:sdtContent>
                 <w:r>
                   <w:rPr>
@@ -6051,58 +6364,6 @@
                 <w:bCs w:val="0"/>
                 <w:sz w:val="20"/>
                 <w:szCs w:val="20"/>
-              </w:rPr>
-            </w:pPr>
-            <w:r>
-              <w:rPr>
-                <w:sz w:val="20"/>
-                <w:szCs w:val="20"/>
-                <w:lang w:val="uk-UA"/>
-              </w:rPr>
-              <w:t>Є платником</w:t>
-            </w:r>
-            <w:r>
-              <w:rPr>
-                <w:sz w:val="20"/>
-                <w:szCs w:val="20"/>
-              </w:rPr>
-              <w:t xml:space="preserve"> </w:t>
-            </w:r>
-            <w:sdt>
-              <w:sdtPr>
-                <w:rPr>
-                  <w:sz w:val="20"/>
-                  <w:szCs w:val="20"/>
-                  <w:lang w:val="uk-UA"/>
-                </w:rPr>
-                <w:alias w:val="CstVATType"/>
-                <w:tag w:val="CstVATType"/>
-                <w:id w:val="25303977"/>
-                <w:placeholder>
-                  <w:docPart w:val="CF520AC32B734CDE86BE216842575276"/>
-                </w:placeholder>
-                <w:showingPlcHdr/>
-                <w15:appearance w15:val="tags"/>
-                <w:text/>
-              </w:sdtPr>
-              <w:sdtContent>
-                <w:r>
-                  <w:rPr>
-                    <w:rStyle w:val="af3"/>
-                    <w:lang w:val="uk-UA"/>
-                  </w:rPr>
-                  <w:t>Место для ввода текста.</w:t>
-                </w:r>
-              </w:sdtContent>
-            </w:sdt>
-          </w:p>
-          <w:p>
-            <w:pPr>
-              <w:ind w:right="-108"/>
-              <w:rPr>
-                <w:bCs w:val="0"/>
-                <w:sz w:val="20"/>
-                <w:szCs w:val="20"/>
                 <w:lang w:val="uk-UA"/>
               </w:rPr>
             </w:pPr>
@@ -6149,7 +6410,15 @@
                 <w:szCs w:val="20"/>
                 <w:lang w:val="uk-UA"/>
               </w:rPr>
-              <w:t>: _______________________________</w:t>
+              <w:t>:</w:t>
+            </w:r>
+            <w:r>
+              <w:rPr>
+                <w:sz w:val="20"/>
+                <w:szCs w:val="20"/>
+                <w:lang w:val="uk-UA"/>
+              </w:rPr>
+              <w:t xml:space="preserve"> _______________________________</w:t>
             </w:r>
           </w:p>
           <w:p>
@@ -6160,7 +6429,7 @@
                 <w:sz w:val="16"/>
                 <w:szCs w:val="16"/>
                 <w:vertAlign w:val="superscript"/>
-                <w:lang w:val="en-US"/>
+                <w:lang w:val="ru-RU"/>
               </w:rPr>
             </w:pPr>
           </w:p>
@@ -6172,7 +6441,7 @@
                 <w:sz w:val="16"/>
                 <w:szCs w:val="16"/>
                 <w:vertAlign w:val="superscript"/>
-                <w:lang w:val="en-US"/>
+                <w:lang w:val="ru-RU"/>
               </w:rPr>
             </w:pPr>
           </w:p>
@@ -6284,8 +6553,8 @@
                   <w:pPr>
                     <w:rPr>
                       <w:color w:val="000000"/>
-                      <w:sz w:val="16"/>
-                      <w:szCs w:val="16"/>
+                      <w:sz w:val="18"/>
+                      <w:szCs w:val="18"/>
                     </w:rPr>
                   </w:pPr>
                   <w:r>
@@ -6307,12 +6576,11 @@
                   <w:sdt>
                     <w:sdtPr>
                       <w:rPr>
-                        <w:b w:val="0"/>
-                        <w:sz w:val="18"/>
-                        <w:szCs w:val="18"/>
+                        <w:sz w:val="20"/>
+                        <w:szCs w:val="20"/>
                       </w:rPr>
-                      <w:alias w:val="CstPerson"/>
-                      <w:tag w:val="CstPerson"/>
+                      <w:alias w:val="CstPerson1"/>
+                      <w:tag w:val="CstPerson1"/>
                       <w:id w:val="433098122"/>
                       <w:placeholder>
                         <w:docPart w:val="21E8AADDBE024ABAAF7AB9278D36F49E"/>
@@ -6321,6 +6589,7 @@
                       <w15:appearance w15:val="tags"/>
                       <w:text/>
                     </w:sdtPr>
+                    <w:sdtEndPr/>
                     <w:sdtContent>
                       <w:r>
                         <w:rPr>
@@ -6339,15 +6608,6 @@
                     <w:t xml:space="preserve"> /</w:t>
                   </w:r>
                 </w:p>
-                <w:p>
-                  <w:pPr>
-                    <w:rPr>
-                      <w:color w:val="000000"/>
-                      <w:sz w:val="18"/>
-                      <w:szCs w:val="18"/>
-                    </w:rPr>
-                  </w:pPr>
-                </w:p>
               </w:tc>
             </w:tr>
           </w:tbl>
@@ -6359,7 +6619,7 @@
                 <w:sz w:val="16"/>
                 <w:szCs w:val="16"/>
                 <w:vertAlign w:val="superscript"/>
-                <w:lang w:val="en-US"/>
+                <w:lang w:val="ru-RU"/>
               </w:rPr>
             </w:pPr>
           </w:p>
@@ -6555,8 +6815,8 @@
                 <w:rPr>
                   <w:rFonts w:eastAsia="Calibri"/>
                   <w:b w:val="0"/>
-                  <w:sz w:val="16"/>
-                  <w:szCs w:val="16"/>
+                  <w:sz w:val="20"/>
+                  <w:szCs w:val="20"/>
                   <w:lang w:val="uk-UA" w:eastAsia="en-US"/>
                 </w:rPr>
                 <w:alias w:val="CstContPerson"/>
@@ -6569,6 +6829,7 @@
                 <w15:appearance w15:val="tags"/>
                 <w:text/>
               </w:sdtPr>
+              <w:sdtEndPr/>
               <w:sdtContent>
                 <w:r>
                   <w:rPr>
@@ -6618,19 +6879,30 @@
                 <w:rFonts w:eastAsia="Calibri"/>
                 <w:b w:val="0"/>
                 <w:bCs w:val="0"/>
-                <w:sz w:val="20"/>
-                <w:szCs w:val="20"/>
+                <w:sz w:val="16"/>
+                <w:szCs w:val="16"/>
                 <w:lang w:val="uk-UA" w:eastAsia="en-US"/>
               </w:rPr>
-              <w:t xml:space="preserve">   </w:t>
+              <w:t xml:space="preserve"> </w:t>
+            </w:r>
+            <w:r>
+              <w:rPr>
+                <w:rFonts w:eastAsia="Calibri"/>
+                <w:b w:val="0"/>
+                <w:bCs w:val="0"/>
+                <w:sz w:val="20"/>
+                <w:szCs w:val="20"/>
+                <w:lang w:val="uk-UA" w:eastAsia="en-US"/>
+              </w:rPr>
+              <w:t xml:space="preserve"> </w:t>
             </w:r>
             <w:sdt>
               <w:sdtPr>
                 <w:rPr>
                   <w:rFonts w:eastAsia="Calibri"/>
                   <w:b w:val="0"/>
-                  <w:sz w:val="16"/>
-                  <w:szCs w:val="16"/>
+                  <w:sz w:val="20"/>
+                  <w:szCs w:val="20"/>
                   <w:lang w:eastAsia="en-US"/>
                 </w:rPr>
                 <w:alias w:val="CstContPersonPhone"/>
@@ -6643,6 +6915,7 @@
                 <w15:appearance w15:val="tags"/>
                 <w:text/>
               </w:sdtPr>
+              <w:sdtEndPr/>
               <w:sdtContent>
                 <w:r>
                   <w:rPr>
@@ -6652,8 +6925,6 @@
                 </w:r>
               </w:sdtContent>
             </w:sdt>
-            <w:bookmarkStart w:id="9" w:name="_GoBack"/>
-            <w:bookmarkEnd w:id="9"/>
           </w:p>
         </w:tc>
       </w:tr>
@@ -14311,6 +14582,7 @@
     <w:lsdException w:name="HTML Sample" w:semiHidden="1" w:unhideWhenUsed="1"/>
     <w:lsdException w:name="HTML Typewriter" w:semiHidden="1" w:unhideWhenUsed="1"/>
     <w:lsdException w:name="HTML Variable" w:semiHidden="1" w:unhideWhenUsed="1"/>
+    <w:lsdException w:name="Normal Table" w:semiHidden="1" w:unhideWhenUsed="1"/>
     <w:lsdException w:name="annotation subject" w:semiHidden="1" w:unhideWhenUsed="1"/>
     <w:lsdException w:name="No List" w:semiHidden="1" w:unhideWhenUsed="1"/>
     <w:lsdException w:name="Outline List 1" w:semiHidden="1" w:unhideWhenUsed="1"/>
@@ -14354,8 +14626,10 @@
     <w:lsdException w:name="Table Elegant" w:semiHidden="1" w:unhideWhenUsed="1"/>
     <w:lsdException w:name="Table Professional" w:semiHidden="1" w:unhideWhenUsed="1"/>
     <w:lsdException w:name="Table Subtle 1" w:semiHidden="1" w:unhideWhenUsed="1"/>
+    <w:lsdException w:name="Table Subtle 2" w:semiHidden="1" w:unhideWhenUsed="1"/>
     <w:lsdException w:name="Table Web 1" w:semiHidden="1" w:unhideWhenUsed="1"/>
     <w:lsdException w:name="Table Web 2" w:semiHidden="1" w:unhideWhenUsed="1"/>
+    <w:lsdException w:name="Table Web 3" w:semiHidden="1" w:unhideWhenUsed="1"/>
     <w:lsdException w:name="Balloon Text" w:semiHidden="1" w:uiPriority="0" w:unhideWhenUsed="1"/>
     <w:lsdException w:name="Table Grid" w:uiPriority="59"/>
     <w:lsdException w:name="Table Theme" w:semiHidden="1" w:unhideWhenUsed="1"/>
@@ -14682,7 +14956,7 @@
   </w:style>
   <w:style w:type="character" w:customStyle="1" w:styleId="a4">
     <w:name w:val="Основной текст Знак"/>
-    <w:aliases w:val=" Знак Знак"/>
+    <w:aliases w:val=" Знак Знак,Знак Знак1"/>
     <w:basedOn w:val="a0"/>
     <w:link w:val="a3"/>
     <w:rsid w:val="00A673F2"/>
@@ -15283,35 +15557,6 @@
     </w:docPart>
     <w:docPart>
       <w:docPartPr>
-        <w:name w:val="6D8BEA9407774F7BA26883ACB1569126"/>
-        <w:category>
-          <w:name w:val="Общие"/>
-          <w:gallery w:val="placeholder"/>
-        </w:category>
-        <w:types>
-          <w:type w:val="bbPlcHdr"/>
-        </w:types>
-        <w:behaviors>
-          <w:behavior w:val="content"/>
-        </w:behaviors>
-        <w:guid w:val="{7661C40F-3567-4B1B-9981-89BD3F0EE064}"/>
-      </w:docPartPr>
-      <w:docPartBody>
-        <w:p>
-          <w:pPr>
-            <w:pStyle w:val="6D8BEA9407774F7BA26883ACB1569126"/>
-          </w:pPr>
-          <w:r>
-            <w:rPr>
-              <w:rStyle w:val="a3"/>
-            </w:rPr>
-            <w:t>Выберите стандартный блок.</w:t>
-          </w:r>
-        </w:p>
-      </w:docPartBody>
-    </w:docPart>
-    <w:docPart>
-      <w:docPartPr>
         <w:name w:val="766903DA6C0F439A9B0E9B86DF84B565"/>
         <w:category>
           <w:name w:val="Общие"/>
@@ -15811,64 +16056,6 @@
     </w:docPart>
     <w:docPart>
       <w:docPartPr>
-        <w:name w:val="15D63005726141638B8A5A7F5085BDD2"/>
-        <w:category>
-          <w:name w:val="Общие"/>
-          <w:gallery w:val="placeholder"/>
-        </w:category>
-        <w:types>
-          <w:type w:val="bbPlcHdr"/>
-        </w:types>
-        <w:behaviors>
-          <w:behavior w:val="content"/>
-        </w:behaviors>
-        <w:guid w:val="{18B0B18E-05D1-4886-9609-435A532E5D01}"/>
-      </w:docPartPr>
-      <w:docPartBody>
-        <w:p>
-          <w:pPr>
-            <w:pStyle w:val="15D63005726141638B8A5A7F5085BDD2"/>
-          </w:pPr>
-          <w:r>
-            <w:rPr>
-              <w:rStyle w:val="a3"/>
-            </w:rPr>
-            <w:t>Место для ввода текста.</w:t>
-          </w:r>
-        </w:p>
-      </w:docPartBody>
-    </w:docPart>
-    <w:docPart>
-      <w:docPartPr>
-        <w:name w:val="24095938D0B24F62A1C35639E6A8675F"/>
-        <w:category>
-          <w:name w:val="Общие"/>
-          <w:gallery w:val="placeholder"/>
-        </w:category>
-        <w:types>
-          <w:type w:val="bbPlcHdr"/>
-        </w:types>
-        <w:behaviors>
-          <w:behavior w:val="content"/>
-        </w:behaviors>
-        <w:guid w:val="{C4EF7EC9-D43A-45C2-87B4-14BD2EF01C9A}"/>
-      </w:docPartPr>
-      <w:docPartBody>
-        <w:p>
-          <w:pPr>
-            <w:pStyle w:val="24095938D0B24F62A1C35639E6A8675F"/>
-          </w:pPr>
-          <w:r>
-            <w:rPr>
-              <w:rStyle w:val="a3"/>
-            </w:rPr>
-            <w:t>Место для ввода текста.</w:t>
-          </w:r>
-        </w:p>
-      </w:docPartBody>
-    </w:docPart>
-    <w:docPart>
-      <w:docPartPr>
         <w:name w:val="DE5DD00E67654CB5A5307BEC8B972D44"/>
         <w:category>
           <w:name w:val="Общие"/>
@@ -15890,36 +16077,6 @@
           <w:r>
             <w:rPr>
               <w:rStyle w:val="a3"/>
-            </w:rPr>
-            <w:t>Место для ввода текста.</w:t>
-          </w:r>
-        </w:p>
-      </w:docPartBody>
-    </w:docPart>
-    <w:docPart>
-      <w:docPartPr>
-        <w:name w:val="CF520AC32B734CDE86BE216842575276"/>
-        <w:category>
-          <w:name w:val="Общие"/>
-          <w:gallery w:val="placeholder"/>
-        </w:category>
-        <w:types>
-          <w:type w:val="bbPlcHdr"/>
-        </w:types>
-        <w:behaviors>
-          <w:behavior w:val="content"/>
-        </w:behaviors>
-        <w:guid w:val="{DF5E5B8F-CAA0-4296-A36F-1F4B24351DE0}"/>
-      </w:docPartPr>
-      <w:docPartBody>
-        <w:p>
-          <w:pPr>
-            <w:pStyle w:val="CF520AC32B734CDE86BE216842575276"/>
-          </w:pPr>
-          <w:r>
-            <w:rPr>
-              <w:rStyle w:val="a3"/>
-              <w:lang w:val="uk-UA"/>
             </w:rPr>
             <w:t>Место для ввода текста.</w:t>
           </w:r>
@@ -16003,6 +16160,124 @@
         <w:p>
           <w:pPr>
             <w:pStyle w:val="21EEF560FE874885BAE4775E56E5AD60"/>
+          </w:pPr>
+          <w:r>
+            <w:rPr>
+              <w:rStyle w:val="a3"/>
+            </w:rPr>
+            <w:t>Место для ввода текста.</w:t>
+          </w:r>
+        </w:p>
+      </w:docPartBody>
+    </w:docPart>
+    <w:docPart>
+      <w:docPartPr>
+        <w:name w:val="BD9D134317F549F588D795265FCA8104"/>
+        <w:category>
+          <w:name w:val="Общие"/>
+          <w:gallery w:val="placeholder"/>
+        </w:category>
+        <w:types>
+          <w:type w:val="bbPlcHdr"/>
+        </w:types>
+        <w:behaviors>
+          <w:behavior w:val="content"/>
+        </w:behaviors>
+        <w:guid w:val="{A0F5A372-950E-4B71-966F-E65F394CBD4E}"/>
+      </w:docPartPr>
+      <w:docPartBody>
+        <w:p>
+          <w:pPr>
+            <w:pStyle w:val="BD9D134317F549F588D795265FCA8104"/>
+          </w:pPr>
+          <w:r>
+            <w:rPr>
+              <w:rStyle w:val="a3"/>
+              <w:lang w:val="uk-UA"/>
+            </w:rPr>
+            <w:t>Место для ввода текста.</w:t>
+          </w:r>
+        </w:p>
+      </w:docPartBody>
+    </w:docPart>
+    <w:docPart>
+      <w:docPartPr>
+        <w:name w:val="C8CE931DB33A46A3A1CFD4F06D6AD3A6"/>
+        <w:category>
+          <w:name w:val="Общие"/>
+          <w:gallery w:val="placeholder"/>
+        </w:category>
+        <w:types>
+          <w:type w:val="bbPlcHdr"/>
+        </w:types>
+        <w:behaviors>
+          <w:behavior w:val="content"/>
+        </w:behaviors>
+        <w:guid w:val="{3EAB92B8-04F0-4452-BC5B-AD556C3FEDCD}"/>
+      </w:docPartPr>
+      <w:docPartBody>
+        <w:p>
+          <w:pPr>
+            <w:pStyle w:val="C8CE931DB33A46A3A1CFD4F06D6AD3A6"/>
+          </w:pPr>
+          <w:r>
+            <w:rPr>
+              <w:rStyle w:val="a3"/>
+              <w:lang w:val="uk-UA"/>
+            </w:rPr>
+            <w:t>Место для ввода текста.</w:t>
+          </w:r>
+        </w:p>
+      </w:docPartBody>
+    </w:docPart>
+    <w:docPart>
+      <w:docPartPr>
+        <w:name w:val="6F3E9120729C4F0EB5CEB7E6470C2EEA"/>
+        <w:category>
+          <w:name w:val="Общие"/>
+          <w:gallery w:val="placeholder"/>
+        </w:category>
+        <w:types>
+          <w:type w:val="bbPlcHdr"/>
+        </w:types>
+        <w:behaviors>
+          <w:behavior w:val="content"/>
+        </w:behaviors>
+        <w:guid w:val="{92BBBD4D-0E6D-4EC1-A077-77AC8718D925}"/>
+      </w:docPartPr>
+      <w:docPartBody>
+        <w:p>
+          <w:pPr>
+            <w:pStyle w:val="6F3E9120729C4F0EB5CEB7E6470C2EEA"/>
+          </w:pPr>
+          <w:r>
+            <w:rPr>
+              <w:rStyle w:val="a3"/>
+            </w:rPr>
+            <w:t>Выберите стандартный блок.</w:t>
+          </w:r>
+        </w:p>
+      </w:docPartBody>
+    </w:docPart>
+    <w:docPart>
+      <w:docPartPr>
+        <w:name w:val="AF4903E4AC154BD6B9BB325F08490537"/>
+        <w:category>
+          <w:name w:val="Общие"/>
+          <w:gallery w:val="placeholder"/>
+        </w:category>
+        <w:types>
+          <w:type w:val="bbPlcHdr"/>
+        </w:types>
+        <w:behaviors>
+          <w:behavior w:val="content"/>
+        </w:behaviors>
+        <w:guid w:val="{17D64AF5-15CB-4182-9990-2B1E106BAA7A}"/>
+      </w:docPartPr>
+      <w:docPartBody>
+        <w:p>
+          <w:pPr>
+            <w:pStyle w:val="AF4903E4AC154BD6B9BB325F08490537"/>
           </w:pPr>
           <w:r>
             <w:rPr>
@@ -16117,7 +16392,11 @@
   </w:compat>
   <w:rsids>
     <w:rsidRoot w:val="004C3DA8"/>
+    <w:rsid w:val="002D1660"/>
     <w:rsid w:val="004C3DA8"/>
+    <w:rsid w:val="00587D7B"/>
+    <w:rsid w:val="00AF504B"/>
+    <w:rsid w:val="00D03AE3"/>
     <w:rsid w:val="00F467A8"/>
   </w:rsids>
   <m:mathPr>
@@ -16571,7 +16850,7 @@
     <w:basedOn w:val="a0"/>
     <w:uiPriority w:val="99"/>
     <w:semiHidden/>
-    <w:rsid w:val="004C3DA8"/>
+    <w:rsid w:val="00AF504B"/>
     <w:rPr>
       <w:color w:val="808080"/>
     </w:rPr>
@@ -16699,6 +16978,28 @@
   <w:style w:type="paragraph" w:customStyle="1" w:styleId="21EEF560FE874885BAE4775E56E5AD60">
     <w:name w:val="21EEF560FE874885BAE4775E56E5AD60"/>
     <w:rsid w:val="004C3DA8"/>
+  </w:style>
+  <w:style w:type="paragraph" w:customStyle="1" w:styleId="BD9D134317F549F588D795265FCA8104">
+    <w:name w:val="BD9D134317F549F588D795265FCA8104"/>
+    <w:rsid w:val="00587D7B"/>
+  </w:style>
+  <w:style w:type="paragraph" w:customStyle="1" w:styleId="C8CE931DB33A46A3A1CFD4F06D6AD3A6">
+    <w:name w:val="C8CE931DB33A46A3A1CFD4F06D6AD3A6"/>
+    <w:rsid w:val="00D03AE3"/>
+  </w:style>
+  <w:style w:type="paragraph" w:customStyle="1" w:styleId="6F3E9120729C4F0EB5CEB7E6470C2EEA">
+    <w:name w:val="6F3E9120729C4F0EB5CEB7E6470C2EEA"/>
+    <w:rsid w:val="00AF504B"/>
+    <w:rPr>
+      <w:lang w:val="ru-UA" w:eastAsia="ru-UA"/>
+    </w:rPr>
+  </w:style>
+  <w:style w:type="paragraph" w:customStyle="1" w:styleId="AF4903E4AC154BD6B9BB325F08490537">
+    <w:name w:val="AF4903E4AC154BD6B9BB325F08490537"/>
+    <w:rsid w:val="00AF504B"/>
+    <w:rPr>
+      <w:lang w:val="ru-UA" w:eastAsia="ru-UA"/>
+    </w:rPr>
   </w:style>
 </w:styles>
 </file>
